--- a/Pharmacology I Exam 2/pharm-exam-2-ocular-reference.docx
+++ b/Pharmacology I Exam 2/pharm-exam-2-ocular-reference.docx
@@ -196,7 +196,7 @@
                 <w:b w:val="0"/>
                 <w:i w:val="0"/>
               </w:rPr>
-              <w:t xml:space="preserve">, because prolonged use causes rebound hyperaemia on stopping; and </w:t>
+              <w:t xml:space="preserve">, because prolonged use causes rebound hyperemia on stopping; and </w:t>
             </w:r>
             <w:r>
               <w:rPr>
@@ -303,7 +303,7 @@
                 <w:i w:val="0"/>
                 <w:sz w:val="20"/>
               </w:rPr>
-              <w:t xml:space="preserve"> They are listed below for reference, not for memorising.</w:t>
+              <w:t xml:space="preserve"> They are listed below for reference, not for memorizing.</w:t>
             </w:r>
           </w:p>
           <w:p>
@@ -1614,7 +1614,7 @@
                 <w:i w:val="0"/>
                 <w:sz w:val="18"/>
               </w:rPr>
-              <w:t>Antagonises PABA to block folic acid synthesis</w:t>
+              <w:t>Antagonizes PABA to block folic acid synthesis</w:t>
             </w:r>
           </w:p>
         </w:tc>
@@ -2663,7 +2663,7 @@
                 <w:i w:val="0"/>
                 <w:sz w:val="18"/>
               </w:rPr>
-              <w:t>Nucleoside analogues</w:t>
+              <w:t>Nucleoside analogs</w:t>
             </w:r>
           </w:p>
         </w:tc>
@@ -3551,7 +3551,7 @@
                 <w:i w:val="0"/>
                 <w:sz w:val="18"/>
               </w:rPr>
-              <w:t>Onset within MINUTES; allow two weeks to judge full efficacy. Typically PREFERRED over mast cell stabilisers.</w:t>
+              <w:t>Onset within MINUTES; allow two weeks to judge full efficacy. Typically PREFERRED over mast cell stabilizers.</w:t>
             </w:r>
           </w:p>
         </w:tc>
@@ -3854,7 +3854,7 @@
                 <w:i w:val="0"/>
                 <w:sz w:val="18"/>
               </w:rPr>
-              <w:t>Short-term relief of conjunctival redness and oedema</w:t>
+              <w:t>Short-term relief of conjunctival redness and edema</w:t>
             </w:r>
           </w:p>
         </w:tc>
@@ -3877,7 +3877,7 @@
                 <w:i w:val="0"/>
                 <w:sz w:val="18"/>
               </w:rPr>
-              <w:t>★ NO MORE THAN TWO WEEKS — prolonged use causes REBOUND HYPERAEMIA on stopping. If no improvement within 72 HOURS, stop and see a provider. The same trap appears with nasal sprays.</w:t>
+              <w:t>★ NO MORE THAN TWO WEEKS — prolonged use causes REBOUND HYPEREMIA on stopping. If no improvement within 72 HOURS, stop and see a provider. The same trap appears with nasal sprays.</w:t>
             </w:r>
           </w:p>
         </w:tc>
@@ -3900,7 +3900,7 @@
                 <w:i w:val="0"/>
                 <w:sz w:val="18"/>
               </w:rPr>
-              <w:t>REBOUND HYPERAEMIA after discontinuation</w:t>
+              <w:t>REBOUND HYPEREMIA after discontinuation</w:t>
             </w:r>
           </w:p>
         </w:tc>
@@ -5417,7 +5417,7 @@
                 <w:i w:val="0"/>
                 <w:sz w:val="18"/>
               </w:rPr>
-              <w:t>Conjunctival hyperaemia, ocular irritation, CHANGES IN EYELASH LENGTH AND IRIS COLOUR</w:t>
+              <w:t>Conjunctival hyperemia, ocular irritation, CHANGES IN EYELASH LENGTH AND IRIS COLOR</w:t>
             </w:r>
           </w:p>
         </w:tc>
@@ -5463,7 +5463,7 @@
                 <w:i w:val="0"/>
                 <w:sz w:val="18"/>
               </w:rPr>
-              <w:t>Prostaglandin F2 alpha analogues; increase aqueous OUTFLOW</w:t>
+              <w:t>Prostaglandin F2 alpha analogs; increase aqueous OUTFLOW</w:t>
             </w:r>
           </w:p>
         </w:tc>
@@ -5883,7 +5883,7 @@
                 <w:i w:val="0"/>
                 <w:sz w:val="18"/>
               </w:rPr>
-              <w:t>Brimonidine is more lipophilic; apraclonidine is highly ionised at physiological pH. Allergic conjunctivitis is LESS common with brimonidine.</w:t>
+              <w:t>Brimonidine is more lipophilic; apraclonidine is highly ionized at physiological pH. Allergic conjunctivitis is LESS common with brimonidine.</w:t>
             </w:r>
           </w:p>
         </w:tc>
@@ -5906,7 +5906,7 @@
                 <w:i w:val="0"/>
                 <w:sz w:val="18"/>
               </w:rPr>
-              <w:t>Ocular irritation, hyperaemia (rebound effect), pruritus, allergic conjunctivitis</w:t>
+              <w:t>Ocular irritation, hyperemia (rebound effect), pruritus, allergic conjunctivitis</w:t>
             </w:r>
           </w:p>
         </w:tc>
@@ -5929,7 +5929,7 @@
                 <w:i w:val="0"/>
                 <w:sz w:val="18"/>
               </w:rPr>
-              <w:t>CONTRAINDICATED IN CHILDREN UNDER TWO — central nervous system depression and apnoea</w:t>
+              <w:t>CONTRAINDICATED IN CHILDREN UNDER TWO — central nervous system depression and apnea</w:t>
             </w:r>
           </w:p>
         </w:tc>
@@ -6955,7 +6955,7 @@
                 <w:i w:val="0"/>
                 <w:sz w:val="18"/>
               </w:rPr>
-              <w:t>Photosensitivity, conjunctival hyperaemia</w:t>
+              <w:t>Photosensitivity, conjunctival hyperemia</w:t>
             </w:r>
           </w:p>
         </w:tc>
@@ -7207,45 +7207,21 @@
           <w:b w:val="0"/>
           <w:i w:val="0"/>
         </w:rPr>
-        <w:t>Ophthalmology-2.pptx</w:t>
+        <w:t xml:space="preserve"> Source: </w:t>
       </w:r>
-    </w:p>
-    <w:p>
-      <w:pPr>
-        <w:spacing w:after="120"/>
-      </w:pPr>
       <w:r>
         <w:rPr>
           <w:b w:val="0"/>
-          <w:i w:val="0"/>
+          <w:i/>
         </w:rPr>
-        <w:t>← Back to Homepage</w:t>
-      </w:r>
-    </w:p>
-    <w:p>
-      <w:pPr>
-        <w:spacing w:after="120"/>
-      </w:pPr>
-      <w:r>
-        <w:rPr>
-          <w:b w:val="0"/>
-          <w:i w:val="0"/>
-        </w:rPr>
-        <w:t xml:space="preserve">★ </w:t>
+        <w:t>Ophthalmology-2.pptx</w:t>
       </w:r>
       <w:r>
         <w:rPr>
           <w:b w:val="0"/>
           <w:i w:val="0"/>
         </w:rPr>
-        <w:t>If you see any mistakes, click here to report it</w:t>
-      </w:r>
-      <w:r>
-        <w:rPr>
-          <w:b w:val="0"/>
-          <w:i w:val="0"/>
-        </w:rPr>
-        <w:t xml:space="preserve"> ★</w:t>
+        <w:t xml:space="preserve"> (Adam Wood, PharmD, DABAT), and the lecture recording of 3 September 2026. No doses are given — Dr. Wood does not ask for them. </w:t>
       </w:r>
     </w:p>
     <w:sectPr>
